--- a/Advance crypto.docx
+++ b/Advance crypto.docx
@@ -4163,19 +4163,11 @@
         </w:rPr>
         <w:t xml:space="preserve"> </w:t>
       </w:r>
-      <w:proofErr w:type="gramStart"/>
-      <w:r>
-        <w:rPr>
-          <w:rFonts w:ascii="Times New Roman" w:hAnsi="Times New Roman" w:cs="Times New Roman"/>
-        </w:rPr>
-        <w:t>experiment</w:t>
-      </w:r>
-      <w:proofErr w:type="gramEnd"/>
-      <w:r>
-        <w:rPr>
-          <w:rFonts w:ascii="Times New Roman" w:hAnsi="Times New Roman" w:cs="Times New Roman"/>
-        </w:rPr>
-        <w:t xml:space="preserve"> successfully proved that minor plaintext changes propagate extensively throughout the encrypted output.</w:t>
+      <w:r>
+        <w:rPr>
+          <w:rFonts w:ascii="Times New Roman" w:hAnsi="Times New Roman" w:cs="Times New Roman"/>
+        </w:rPr>
+        <w:t>experiment successfully proved that minor plaintext changes propagate extensively throughout the encrypted output.</w:t>
       </w:r>
     </w:p>
     <w:p>
@@ -4489,158 +4481,148 @@
           <w:sz w:val="24"/>
           <w:szCs w:val="24"/>
         </w:rPr>
-        <w:t>Week 6: S</w:t>
-      </w:r>
-      <w:r>
+        <w:t>Week 6: Symmetric Ciphers II – Substitution-Permutation Networks (SPN)</w:t>
+      </w:r>
+    </w:p>
+    <w:p>
+      <w:pPr>
+        <w:pStyle w:val="Heading2"/>
+        <w:rPr>
+          <w:rFonts w:ascii="Times New Roman" w:hAnsi="Times New Roman" w:cs="Times New Roman"/>
+          <w:sz w:val="24"/>
+          <w:szCs w:val="24"/>
+        </w:rPr>
+      </w:pPr>
+      <w:r>
+        <w:rPr>
+          <w:rFonts w:ascii="Times New Roman" w:hAnsi="Times New Roman" w:cs="Times New Roman"/>
+          <w:sz w:val="24"/>
+          <w:szCs w:val="24"/>
+        </w:rPr>
+        <w:t>Objective</w:t>
+      </w:r>
+    </w:p>
+    <w:p>
+      <w:pPr>
+        <w:rPr>
+          <w:rFonts w:ascii="Times New Roman" w:hAnsi="Times New Roman" w:cs="Times New Roman"/>
+        </w:rPr>
+      </w:pPr>
+      <w:r>
+        <w:rPr>
+          <w:rFonts w:ascii="Times New Roman" w:hAnsi="Times New Roman" w:cs="Times New Roman"/>
+        </w:rPr>
+        <w:t>To understand the structure of Substitution-Permutation Networks (SPNs), the role of S-Boxes, permutation operations, and the importance of non-linearity in modern block ciphers.</w:t>
+      </w:r>
+    </w:p>
+    <w:p>
+      <w:pPr>
+        <w:pStyle w:val="Heading2"/>
+        <w:rPr>
+          <w:rFonts w:ascii="Times New Roman" w:hAnsi="Times New Roman" w:cs="Times New Roman"/>
+          <w:sz w:val="24"/>
+          <w:szCs w:val="24"/>
+        </w:rPr>
+      </w:pPr>
+      <w:r>
+        <w:rPr>
+          <w:rFonts w:ascii="Times New Roman" w:hAnsi="Times New Roman" w:cs="Times New Roman"/>
+          <w:sz w:val="24"/>
+          <w:szCs w:val="24"/>
+        </w:rPr>
+        <w:t>Practical Activity</w:t>
+      </w:r>
+    </w:p>
+    <w:p>
+      <w:pPr>
+        <w:rPr>
+          <w:rFonts w:ascii="Times New Roman" w:hAnsi="Times New Roman" w:cs="Times New Roman"/>
+        </w:rPr>
+      </w:pPr>
+      <w:r>
+        <w:rPr>
+          <w:rFonts w:ascii="Times New Roman" w:hAnsi="Times New Roman" w:cs="Times New Roman"/>
+        </w:rPr>
+        <w:t>A simple SPN cipher was implemented in Python. The program performs substitution using an S-Box followed by a permutation operation to transform plaintext into ciphertext</w:t>
+      </w:r>
+    </w:p>
+    <w:p>
+      <w:pPr>
+        <w:rPr>
+          <w:rFonts w:ascii="Times New Roman" w:hAnsi="Times New Roman" w:cs="Times New Roman"/>
+        </w:rPr>
+      </w:pPr>
+    </w:p>
+    <w:p>
+      <w:pPr>
+        <w:rPr>
+          <w:rFonts w:ascii="Times New Roman" w:hAnsi="Times New Roman" w:cs="Times New Roman"/>
+        </w:rPr>
+      </w:pPr>
+    </w:p>
+    <w:p>
+      <w:pPr>
+        <w:rPr>
+          <w:rFonts w:ascii="Times New Roman" w:hAnsi="Times New Roman" w:cs="Times New Roman"/>
+        </w:rPr>
+      </w:pPr>
+    </w:p>
+    <w:p>
+      <w:pPr>
+        <w:rPr>
+          <w:rFonts w:ascii="Times New Roman" w:hAnsi="Times New Roman" w:cs="Times New Roman"/>
+        </w:rPr>
+      </w:pPr>
+    </w:p>
+    <w:p>
+      <w:pPr>
+        <w:rPr>
+          <w:rFonts w:ascii="Times New Roman" w:hAnsi="Times New Roman" w:cs="Times New Roman"/>
+        </w:rPr>
+      </w:pPr>
+    </w:p>
+    <w:p>
+      <w:pPr>
+        <w:rPr>
+          <w:rFonts w:ascii="Times New Roman" w:hAnsi="Times New Roman" w:cs="Times New Roman"/>
+        </w:rPr>
+      </w:pPr>
+    </w:p>
+    <w:p>
+      <w:pPr>
+        <w:rPr>
+          <w:rFonts w:ascii="Times New Roman" w:hAnsi="Times New Roman" w:cs="Times New Roman"/>
+        </w:rPr>
+      </w:pPr>
+    </w:p>
+    <w:p>
+      <w:pPr>
+        <w:rPr>
+          <w:rFonts w:ascii="Times New Roman" w:hAnsi="Times New Roman" w:cs="Times New Roman"/>
+        </w:rPr>
+      </w:pPr>
+    </w:p>
+    <w:p>
+      <w:pPr>
+        <w:rPr>
+          <w:rFonts w:ascii="Times New Roman" w:hAnsi="Times New Roman" w:cs="Times New Roman"/>
+        </w:rPr>
+      </w:pPr>
+    </w:p>
+    <w:p>
+      <w:pPr>
         <w:rPr>
           <w:rFonts w:ascii="Times New Roman" w:hAnsi="Times New Roman" w:cs="Times New Roman"/>
           <w:b/>
           <w:bCs/>
-          <w:sz w:val="24"/>
-          <w:szCs w:val="24"/>
-        </w:rPr>
-        <w:t>ymmetric Ciphers II – Substitution-Permutation Networks (SPN)</w:t>
-      </w:r>
-    </w:p>
-    <w:p>
-      <w:pPr>
-        <w:pStyle w:val="Heading2"/>
-        <w:rPr>
-          <w:rFonts w:ascii="Times New Roman" w:hAnsi="Times New Roman" w:cs="Times New Roman"/>
-          <w:sz w:val="24"/>
-          <w:szCs w:val="24"/>
-        </w:rPr>
-      </w:pPr>
-      <w:r>
-        <w:rPr>
-          <w:rFonts w:ascii="Times New Roman" w:hAnsi="Times New Roman" w:cs="Times New Roman"/>
-          <w:sz w:val="24"/>
-          <w:szCs w:val="24"/>
-        </w:rPr>
-        <w:t>Objective</w:t>
-      </w:r>
-    </w:p>
-    <w:p>
-      <w:pPr>
-        <w:rPr>
-          <w:rFonts w:ascii="Times New Roman" w:hAnsi="Times New Roman" w:cs="Times New Roman"/>
-        </w:rPr>
-      </w:pPr>
-      <w:r>
-        <w:rPr>
-          <w:rFonts w:ascii="Times New Roman" w:hAnsi="Times New Roman" w:cs="Times New Roman"/>
-        </w:rPr>
-        <w:t>To understand the structure of Substitution-Permutation Networks (SPNs), the role of S-Boxes, permutation operations, and the importance of non-linearity in modern block ciphers.</w:t>
-      </w:r>
-    </w:p>
-    <w:p>
-      <w:pPr>
-        <w:pStyle w:val="Heading2"/>
-        <w:rPr>
-          <w:rFonts w:ascii="Times New Roman" w:hAnsi="Times New Roman" w:cs="Times New Roman"/>
-          <w:sz w:val="24"/>
-          <w:szCs w:val="24"/>
-        </w:rPr>
-      </w:pPr>
-      <w:r>
-        <w:rPr>
-          <w:rFonts w:ascii="Times New Roman" w:hAnsi="Times New Roman" w:cs="Times New Roman"/>
-          <w:sz w:val="24"/>
-          <w:szCs w:val="24"/>
-        </w:rPr>
-        <w:t>Practical Activity</w:t>
-      </w:r>
-    </w:p>
-    <w:p>
-      <w:pPr>
-        <w:rPr>
-          <w:rFonts w:ascii="Times New Roman" w:hAnsi="Times New Roman" w:cs="Times New Roman"/>
-        </w:rPr>
-      </w:pPr>
-      <w:r>
-        <w:rPr>
-          <w:rFonts w:ascii="Times New Roman" w:hAnsi="Times New Roman" w:cs="Times New Roman"/>
-        </w:rPr>
-        <w:t>A simple SPN cipher was implemented in Python. The program performs substitution using an S-Box followed by a permutation operation to transform plaintext into ciphertext</w:t>
-      </w:r>
-    </w:p>
-    <w:p>
-      <w:pPr>
-        <w:rPr>
-          <w:rFonts w:ascii="Times New Roman" w:hAnsi="Times New Roman" w:cs="Times New Roman"/>
-        </w:rPr>
-      </w:pPr>
-    </w:p>
-    <w:p>
-      <w:pPr>
-        <w:rPr>
-          <w:rFonts w:ascii="Times New Roman" w:hAnsi="Times New Roman" w:cs="Times New Roman"/>
-        </w:rPr>
-      </w:pPr>
-    </w:p>
-    <w:p>
-      <w:pPr>
-        <w:rPr>
-          <w:rFonts w:ascii="Times New Roman" w:hAnsi="Times New Roman" w:cs="Times New Roman"/>
-        </w:rPr>
-      </w:pPr>
-    </w:p>
-    <w:p>
-      <w:pPr>
-        <w:rPr>
-          <w:rFonts w:ascii="Times New Roman" w:hAnsi="Times New Roman" w:cs="Times New Roman"/>
-        </w:rPr>
-      </w:pPr>
-    </w:p>
-    <w:p>
-      <w:pPr>
-        <w:rPr>
-          <w:rFonts w:ascii="Times New Roman" w:hAnsi="Times New Roman" w:cs="Times New Roman"/>
-        </w:rPr>
-      </w:pPr>
-    </w:p>
-    <w:p>
-      <w:pPr>
-        <w:rPr>
-          <w:rFonts w:ascii="Times New Roman" w:hAnsi="Times New Roman" w:cs="Times New Roman"/>
-        </w:rPr>
-      </w:pPr>
-    </w:p>
-    <w:p>
-      <w:pPr>
-        <w:rPr>
-          <w:rFonts w:ascii="Times New Roman" w:hAnsi="Times New Roman" w:cs="Times New Roman"/>
-        </w:rPr>
-      </w:pPr>
-    </w:p>
-    <w:p>
-      <w:pPr>
-        <w:rPr>
-          <w:rFonts w:ascii="Times New Roman" w:hAnsi="Times New Roman" w:cs="Times New Roman"/>
-        </w:rPr>
-      </w:pPr>
-    </w:p>
-    <w:p>
-      <w:pPr>
-        <w:rPr>
-          <w:rFonts w:ascii="Times New Roman" w:hAnsi="Times New Roman" w:cs="Times New Roman"/>
-        </w:rPr>
-      </w:pPr>
-    </w:p>
-    <w:p>
-      <w:pPr>
+        </w:rPr>
+      </w:pPr>
+      <w:r>
         <w:rPr>
           <w:rFonts w:ascii="Times New Roman" w:hAnsi="Times New Roman" w:cs="Times New Roman"/>
           <w:b/>
           <w:bCs/>
         </w:rPr>
-      </w:pPr>
-      <w:r>
-        <w:rPr>
-          <w:rFonts w:ascii="Times New Roman" w:hAnsi="Times New Roman" w:cs="Times New Roman"/>
-          <w:b/>
-          <w:bCs/>
-        </w:rPr>
         <w:t>SPN code demo:</w:t>
       </w:r>
     </w:p>
@@ -4654,6 +4636,7 @@
       <w:r>
         <w:rPr>
           <w:rFonts w:ascii="Times New Roman" w:hAnsi="Times New Roman" w:cs="Times New Roman"/>
+          <w:noProof/>
         </w:rPr>
         <w:lastRenderedPageBreak/>
         <w:drawing>
@@ -4770,6 +4753,7 @@
       <w:r>
         <w:rPr>
           <w:rFonts w:ascii="Times New Roman" w:hAnsi="Times New Roman" w:cs="Times New Roman"/>
+          <w:noProof/>
         </w:rPr>
         <w:drawing>
           <wp:inline distT="0" distB="0" distL="0" distR="0" wp14:anchorId="165A67B6" wp14:editId="6754B813">
@@ -4889,29 +4873,22 @@
           <w:b/>
           <w:bCs/>
         </w:rPr>
-        <w:t>Avalanche Effect Demonstration</w:t>
-      </w:r>
+        <w:t>Avalanche Effect Demonstration:</w:t>
+      </w:r>
+    </w:p>
+    <w:p>
+      <w:pPr>
+        <w:keepNext/>
+        <w:rPr>
+          <w:rFonts w:ascii="Times New Roman" w:hAnsi="Times New Roman" w:cs="Times New Roman"/>
+        </w:rPr>
+      </w:pPr>
       <w:r>
         <w:rPr>
           <w:rFonts w:ascii="Times New Roman" w:hAnsi="Times New Roman" w:cs="Times New Roman"/>
           <w:b/>
           <w:bCs/>
-        </w:rPr>
-        <w:t>:</w:t>
-      </w:r>
-    </w:p>
-    <w:p>
-      <w:pPr>
-        <w:keepNext/>
-        <w:rPr>
-          <w:rFonts w:ascii="Times New Roman" w:hAnsi="Times New Roman" w:cs="Times New Roman"/>
-        </w:rPr>
-      </w:pPr>
-      <w:r>
-        <w:rPr>
-          <w:rFonts w:ascii="Times New Roman" w:hAnsi="Times New Roman" w:cs="Times New Roman"/>
-          <w:b/>
-          <w:bCs/>
+          <w:noProof/>
         </w:rPr>
         <w:drawing>
           <wp:inline distT="0" distB="0" distL="0" distR="0" wp14:anchorId="14D620ED" wp14:editId="75B9E090">
@@ -5031,6 +5008,7 @@
           <w:rFonts w:ascii="Times New Roman" w:hAnsi="Times New Roman" w:cs="Times New Roman"/>
           <w:b/>
           <w:bCs/>
+          <w:noProof/>
         </w:rPr>
         <w:drawing>
           <wp:inline distT="0" distB="0" distL="0" distR="0" wp14:anchorId="150DCD92" wp14:editId="4D9414A2">
@@ -5405,6 +5383,7 @@
       <w:r>
         <w:rPr>
           <w:rFonts w:ascii="Times New Roman" w:hAnsi="Times New Roman" w:cs="Times New Roman"/>
+          <w:noProof/>
         </w:rPr>
         <w:drawing>
           <wp:inline distT="0" distB="0" distL="0" distR="0" wp14:anchorId="150D00CC" wp14:editId="2DDD0D4A">
@@ -5520,6 +5499,7 @@
       <w:r>
         <w:rPr>
           <w:rFonts w:ascii="Times New Roman" w:hAnsi="Times New Roman" w:cs="Times New Roman"/>
+          <w:noProof/>
         </w:rPr>
         <w:drawing>
           <wp:inline distT="0" distB="0" distL="0" distR="0" wp14:anchorId="5FA8E32F" wp14:editId="3656F39A">
@@ -5658,6 +5638,7 @@
       <w:r>
         <w:rPr>
           <w:rFonts w:ascii="Times New Roman" w:hAnsi="Times New Roman" w:cs="Times New Roman"/>
+          <w:noProof/>
         </w:rPr>
         <w:drawing>
           <wp:inline distT="0" distB="0" distL="0" distR="0" wp14:anchorId="2F52C6AE" wp14:editId="159CDE0D">
@@ -5775,6 +5756,7 @@
           <w:rFonts w:ascii="Times New Roman" w:hAnsi="Times New Roman" w:cs="Times New Roman"/>
           <w:b/>
           <w:bCs/>
+          <w:noProof/>
         </w:rPr>
         <w:drawing>
           <wp:inline distT="0" distB="0" distL="0" distR="0" wp14:anchorId="59DD0663" wp14:editId="0034A6BB">
@@ -5908,6 +5890,7 @@
       <w:r>
         <w:rPr>
           <w:rFonts w:ascii="Times New Roman" w:hAnsi="Times New Roman" w:cs="Times New Roman"/>
+          <w:noProof/>
         </w:rPr>
         <w:drawing>
           <wp:inline distT="0" distB="0" distL="0" distR="0" wp14:anchorId="76BE36FA" wp14:editId="42E9E35E">
@@ -6023,6 +6006,7 @@
       <w:r>
         <w:rPr>
           <w:rFonts w:ascii="Times New Roman" w:hAnsi="Times New Roman" w:cs="Times New Roman"/>
+          <w:noProof/>
         </w:rPr>
         <w:drawing>
           <wp:inline distT="0" distB="0" distL="0" distR="0" wp14:anchorId="79A8E80C" wp14:editId="094D3B06">
@@ -6305,6 +6289,492 @@
     </w:p>
     <w:p>
       <w:pPr>
+        <w:pStyle w:val="Heading1"/>
+        <w:rPr>
+          <w:rFonts w:ascii="Times New Roman" w:hAnsi="Times New Roman" w:cs="Times New Roman"/>
+          <w:b/>
+          <w:bCs/>
+          <w:sz w:val="24"/>
+          <w:szCs w:val="24"/>
+        </w:rPr>
+      </w:pPr>
+      <w:r>
+        <w:rPr>
+          <w:rFonts w:ascii="Times New Roman" w:hAnsi="Times New Roman" w:cs="Times New Roman"/>
+          <w:b/>
+          <w:bCs/>
+          <w:sz w:val="24"/>
+          <w:szCs w:val="24"/>
+        </w:rPr>
+        <w:t>Week 8: Asymmetric Ciphers and Diffie-Hellman Key Exchange</w:t>
+      </w:r>
+    </w:p>
+    <w:p>
+      <w:pPr>
+        <w:pStyle w:val="NormalWeb"/>
+      </w:pPr>
+      <w:r>
+        <w:t>Implemented the Diffie-Hellman Key Exchange protocol in Python to demonstrate how two parties can securely establish a shared secret over an insecure communication channel. The practical illustrated the concepts of public and private keys, modular arithmetic, and secure key exchange without transmitting the secret key. The exercise reinforced the importance of computational complexity and the Discrete Logarithm Problem in protecting modern asymmetric cryptographic systems.</w:t>
+      </w:r>
+    </w:p>
+    <w:p>
+      <w:pPr>
+        <w:pStyle w:val="NormalWeb"/>
+        <w:keepNext/>
+      </w:pPr>
+      <w:r>
+        <w:drawing>
+          <wp:inline distT="0" distB="0" distL="0" distR="0" wp14:anchorId="7C1E058F" wp14:editId="5C625486">
+            <wp:extent cx="5731510" cy="3403600"/>
+            <wp:effectExtent l="0" t="0" r="2540" b="6350"/>
+            <wp:docPr id="19" name="Picture 19"/>
+            <wp:cNvGraphicFramePr>
+              <a:graphicFrameLocks xmlns:a="http://schemas.openxmlformats.org/drawingml/2006/main" noChangeAspect="1"/>
+            </wp:cNvGraphicFramePr>
+            <a:graphic xmlns:a="http://schemas.openxmlformats.org/drawingml/2006/main">
+              <a:graphicData uri="http://schemas.openxmlformats.org/drawingml/2006/picture">
+                <pic:pic xmlns:pic="http://schemas.openxmlformats.org/drawingml/2006/picture">
+                  <pic:nvPicPr>
+                    <pic:cNvPr id="1" name=""/>
+                    <pic:cNvPicPr/>
+                  </pic:nvPicPr>
+                  <pic:blipFill>
+                    <a:blip r:embed="rId29"/>
+                    <a:stretch>
+                      <a:fillRect/>
+                    </a:stretch>
+                  </pic:blipFill>
+                  <pic:spPr>
+                    <a:xfrm>
+                      <a:off x="0" y="0"/>
+                      <a:ext cx="5731510" cy="3403600"/>
+                    </a:xfrm>
+                    <a:prstGeom prst="rect">
+                      <a:avLst/>
+                    </a:prstGeom>
+                  </pic:spPr>
+                </pic:pic>
+              </a:graphicData>
+            </a:graphic>
+          </wp:inline>
+        </w:drawing>
+      </w:r>
+    </w:p>
+    <w:p>
+      <w:pPr>
+        <w:pStyle w:val="Caption"/>
+        <w:rPr>
+          <w:rFonts w:ascii="Times New Roman" w:hAnsi="Times New Roman" w:cs="Times New Roman"/>
+          <w:sz w:val="24"/>
+          <w:szCs w:val="24"/>
+        </w:rPr>
+      </w:pPr>
+      <w:r>
+        <w:rPr>
+          <w:rFonts w:ascii="Times New Roman" w:hAnsi="Times New Roman" w:cs="Times New Roman"/>
+          <w:sz w:val="24"/>
+          <w:szCs w:val="24"/>
+        </w:rPr>
+        <w:t xml:space="preserve">Figure </w:t>
+      </w:r>
+      <w:r>
+        <w:rPr>
+          <w:rFonts w:ascii="Times New Roman" w:hAnsi="Times New Roman" w:cs="Times New Roman"/>
+          <w:sz w:val="24"/>
+          <w:szCs w:val="24"/>
+        </w:rPr>
+        <w:fldChar w:fldCharType="begin"/>
+      </w:r>
+      <w:r>
+        <w:rPr>
+          <w:rFonts w:ascii="Times New Roman" w:hAnsi="Times New Roman" w:cs="Times New Roman"/>
+          <w:sz w:val="24"/>
+          <w:szCs w:val="24"/>
+        </w:rPr>
+        <w:instrText xml:space="preserve"> SEQ Figure \* ARABIC </w:instrText>
+      </w:r>
+      <w:r>
+        <w:rPr>
+          <w:rFonts w:ascii="Times New Roman" w:hAnsi="Times New Roman" w:cs="Times New Roman"/>
+          <w:sz w:val="24"/>
+          <w:szCs w:val="24"/>
+        </w:rPr>
+        <w:fldChar w:fldCharType="separate"/>
+      </w:r>
+      <w:r>
+        <w:rPr>
+          <w:rFonts w:ascii="Times New Roman" w:hAnsi="Times New Roman" w:cs="Times New Roman"/>
+          <w:noProof/>
+          <w:sz w:val="24"/>
+          <w:szCs w:val="24"/>
+        </w:rPr>
+        <w:t>17</w:t>
+      </w:r>
+      <w:r>
+        <w:rPr>
+          <w:rFonts w:ascii="Times New Roman" w:hAnsi="Times New Roman" w:cs="Times New Roman"/>
+          <w:sz w:val="24"/>
+          <w:szCs w:val="24"/>
+        </w:rPr>
+        <w:fldChar w:fldCharType="end"/>
+      </w:r>
+      <w:r>
+        <w:rPr>
+          <w:rFonts w:ascii="Times New Roman" w:hAnsi="Times New Roman" w:cs="Times New Roman"/>
+          <w:sz w:val="24"/>
+          <w:szCs w:val="24"/>
+        </w:rPr>
+        <w:t>.Python implementation of the Diffie-Hellman Key Exchange protocol.</w:t>
+      </w:r>
+    </w:p>
+    <w:p>
+      <w:pPr>
+        <w:ind w:left="720"/>
+        <w:rPr>
+          <w:rFonts w:ascii="Times New Roman" w:hAnsi="Times New Roman" w:cs="Times New Roman"/>
+        </w:rPr>
+      </w:pPr>
+    </w:p>
+    <w:p>
+      <w:pPr>
+        <w:rPr>
+          <w:rFonts w:ascii="Times New Roman" w:hAnsi="Times New Roman" w:cs="Times New Roman"/>
+        </w:rPr>
+      </w:pPr>
+    </w:p>
+    <w:p>
+      <w:pPr>
+        <w:keepNext/>
+        <w:rPr>
+          <w:rFonts w:ascii="Times New Roman" w:hAnsi="Times New Roman" w:cs="Times New Roman"/>
+        </w:rPr>
+      </w:pPr>
+      <w:r>
+        <w:rPr>
+          <w:rFonts w:ascii="Times New Roman" w:hAnsi="Times New Roman" w:cs="Times New Roman"/>
+        </w:rPr>
+        <w:lastRenderedPageBreak/>
+        <w:drawing>
+          <wp:inline distT="0" distB="0" distL="0" distR="0" wp14:anchorId="1BE250E5" wp14:editId="3CB169F2">
+            <wp:extent cx="5731510" cy="1464945"/>
+            <wp:effectExtent l="0" t="0" r="2540" b="1905"/>
+            <wp:docPr id="25" name="Picture 25"/>
+            <wp:cNvGraphicFramePr>
+              <a:graphicFrameLocks xmlns:a="http://schemas.openxmlformats.org/drawingml/2006/main" noChangeAspect="1"/>
+            </wp:cNvGraphicFramePr>
+            <a:graphic xmlns:a="http://schemas.openxmlformats.org/drawingml/2006/main">
+              <a:graphicData uri="http://schemas.openxmlformats.org/drawingml/2006/picture">
+                <pic:pic xmlns:pic="http://schemas.openxmlformats.org/drawingml/2006/picture">
+                  <pic:nvPicPr>
+                    <pic:cNvPr id="1" name=""/>
+                    <pic:cNvPicPr/>
+                  </pic:nvPicPr>
+                  <pic:blipFill>
+                    <a:blip r:embed="rId30"/>
+                    <a:stretch>
+                      <a:fillRect/>
+                    </a:stretch>
+                  </pic:blipFill>
+                  <pic:spPr>
+                    <a:xfrm>
+                      <a:off x="0" y="0"/>
+                      <a:ext cx="5731510" cy="1464945"/>
+                    </a:xfrm>
+                    <a:prstGeom prst="rect">
+                      <a:avLst/>
+                    </a:prstGeom>
+                  </pic:spPr>
+                </pic:pic>
+              </a:graphicData>
+            </a:graphic>
+          </wp:inline>
+        </w:drawing>
+      </w:r>
+    </w:p>
+    <w:p>
+      <w:pPr>
+        <w:pStyle w:val="Caption"/>
+        <w:rPr>
+          <w:rFonts w:ascii="Times New Roman" w:hAnsi="Times New Roman" w:cs="Times New Roman"/>
+          <w:sz w:val="24"/>
+          <w:szCs w:val="24"/>
+        </w:rPr>
+      </w:pPr>
+      <w:r>
+        <w:rPr>
+          <w:rFonts w:ascii="Times New Roman" w:hAnsi="Times New Roman" w:cs="Times New Roman"/>
+          <w:sz w:val="24"/>
+          <w:szCs w:val="24"/>
+        </w:rPr>
+        <w:t xml:space="preserve">Figure </w:t>
+      </w:r>
+      <w:r>
+        <w:rPr>
+          <w:rFonts w:ascii="Times New Roman" w:hAnsi="Times New Roman" w:cs="Times New Roman"/>
+          <w:sz w:val="24"/>
+          <w:szCs w:val="24"/>
+        </w:rPr>
+        <w:fldChar w:fldCharType="begin"/>
+      </w:r>
+      <w:r>
+        <w:rPr>
+          <w:rFonts w:ascii="Times New Roman" w:hAnsi="Times New Roman" w:cs="Times New Roman"/>
+          <w:sz w:val="24"/>
+          <w:szCs w:val="24"/>
+        </w:rPr>
+        <w:instrText xml:space="preserve"> SEQ Figure \* ARABIC </w:instrText>
+      </w:r>
+      <w:r>
+        <w:rPr>
+          <w:rFonts w:ascii="Times New Roman" w:hAnsi="Times New Roman" w:cs="Times New Roman"/>
+          <w:sz w:val="24"/>
+          <w:szCs w:val="24"/>
+        </w:rPr>
+        <w:fldChar w:fldCharType="separate"/>
+      </w:r>
+      <w:r>
+        <w:rPr>
+          <w:rFonts w:ascii="Times New Roman" w:hAnsi="Times New Roman" w:cs="Times New Roman"/>
+          <w:noProof/>
+          <w:sz w:val="24"/>
+          <w:szCs w:val="24"/>
+        </w:rPr>
+        <w:t>18</w:t>
+      </w:r>
+      <w:r>
+        <w:rPr>
+          <w:rFonts w:ascii="Times New Roman" w:hAnsi="Times New Roman" w:cs="Times New Roman"/>
+          <w:sz w:val="24"/>
+          <w:szCs w:val="24"/>
+        </w:rPr>
+        <w:fldChar w:fldCharType="end"/>
+      </w:r>
+      <w:r>
+        <w:rPr>
+          <w:rFonts w:ascii="Times New Roman" w:hAnsi="Times New Roman" w:cs="Times New Roman"/>
+          <w:sz w:val="24"/>
+          <w:szCs w:val="24"/>
+        </w:rPr>
+        <w:t>.Terminal output showing the generated public keys and the identical shared secret computed by both users.</w:t>
+      </w:r>
+    </w:p>
+    <w:p>
+      <w:pPr>
+        <w:pStyle w:val="Heading2"/>
+        <w:rPr>
+          <w:rFonts w:ascii="Times New Roman" w:hAnsi="Times New Roman" w:cs="Times New Roman"/>
+          <w:sz w:val="24"/>
+          <w:szCs w:val="24"/>
+        </w:rPr>
+      </w:pPr>
+      <w:r>
+        <w:rPr>
+          <w:rFonts w:ascii="Times New Roman" w:hAnsi="Times New Roman" w:cs="Times New Roman"/>
+          <w:sz w:val="24"/>
+          <w:szCs w:val="24"/>
+        </w:rPr>
+        <w:t>Student Evaluation</w:t>
+      </w:r>
+    </w:p>
+    <w:p>
+      <w:pPr>
+        <w:rPr>
+          <w:rFonts w:ascii="Times New Roman" w:hAnsi="Times New Roman" w:cs="Times New Roman"/>
+        </w:rPr>
+      </w:pPr>
+      <w:r>
+        <w:rPr>
+          <w:rFonts w:ascii="Times New Roman" w:hAnsi="Times New Roman" w:cs="Times New Roman"/>
+        </w:rPr>
+        <w:t xml:space="preserve">The Diffie-Hellman Key Exchange implementation was successfully completed in Python. The practical demonstrated how two users can securely establish the same shared secret over an insecure communication channel without transmitting the secret key itself. The exercise improved my understanding of asymmetric cryptography, public and private keys, modular arithmetic, and the importance of computationally hard mathematical problems in securing modern communication systems. It also reinforced the practical applications of Diffie-Hellman in secure protocols such as TLS/SSL. </w:t>
+      </w:r>
+    </w:p>
+    <w:p>
+      <w:pPr>
+        <w:pStyle w:val="Heading2"/>
+        <w:rPr>
+          <w:rFonts w:ascii="Times New Roman" w:hAnsi="Times New Roman" w:cs="Times New Roman"/>
+          <w:sz w:val="24"/>
+          <w:szCs w:val="24"/>
+        </w:rPr>
+      </w:pPr>
+      <w:r>
+        <w:rPr>
+          <w:rFonts w:ascii="Times New Roman" w:hAnsi="Times New Roman" w:cs="Times New Roman"/>
+          <w:sz w:val="24"/>
+          <w:szCs w:val="24"/>
+        </w:rPr>
+        <w:t>Skills Gained</w:t>
+      </w:r>
+    </w:p>
+    <w:p>
+      <w:pPr>
+        <w:numPr>
+          <w:ilvl w:val="0"/>
+          <w:numId w:val="9"/>
+        </w:numPr>
+        <w:rPr>
+          <w:rFonts w:ascii="Times New Roman" w:hAnsi="Times New Roman" w:cs="Times New Roman"/>
+        </w:rPr>
+      </w:pPr>
+      <w:r>
+        <w:rPr>
+          <w:rFonts w:ascii="Times New Roman" w:hAnsi="Times New Roman" w:cs="Times New Roman"/>
+        </w:rPr>
+        <w:t xml:space="preserve">Implementation of the Diffie-Hellman Key Exchange protocol </w:t>
+      </w:r>
+    </w:p>
+    <w:p>
+      <w:pPr>
+        <w:numPr>
+          <w:ilvl w:val="0"/>
+          <w:numId w:val="9"/>
+        </w:numPr>
+        <w:rPr>
+          <w:rFonts w:ascii="Times New Roman" w:hAnsi="Times New Roman" w:cs="Times New Roman"/>
+        </w:rPr>
+      </w:pPr>
+      <w:r>
+        <w:rPr>
+          <w:rFonts w:ascii="Times New Roman" w:hAnsi="Times New Roman" w:cs="Times New Roman"/>
+        </w:rPr>
+        <w:t xml:space="preserve">Understanding of asymmetric cryptography </w:t>
+      </w:r>
+    </w:p>
+    <w:p>
+      <w:pPr>
+        <w:numPr>
+          <w:ilvl w:val="0"/>
+          <w:numId w:val="9"/>
+        </w:numPr>
+        <w:rPr>
+          <w:rFonts w:ascii="Times New Roman" w:hAnsi="Times New Roman" w:cs="Times New Roman"/>
+        </w:rPr>
+      </w:pPr>
+      <w:r>
+        <w:rPr>
+          <w:rFonts w:ascii="Times New Roman" w:hAnsi="Times New Roman" w:cs="Times New Roman"/>
+        </w:rPr>
+        <w:t xml:space="preserve">Public and private key management concepts </w:t>
+      </w:r>
+    </w:p>
+    <w:p>
+      <w:pPr>
+        <w:numPr>
+          <w:ilvl w:val="0"/>
+          <w:numId w:val="9"/>
+        </w:numPr>
+        <w:rPr>
+          <w:rFonts w:ascii="Times New Roman" w:hAnsi="Times New Roman" w:cs="Times New Roman"/>
+        </w:rPr>
+      </w:pPr>
+      <w:r>
+        <w:rPr>
+          <w:rFonts w:ascii="Times New Roman" w:hAnsi="Times New Roman" w:cs="Times New Roman"/>
+        </w:rPr>
+        <w:t xml:space="preserve">Modular arithmetic in cryptography </w:t>
+      </w:r>
+    </w:p>
+    <w:p>
+      <w:pPr>
+        <w:numPr>
+          <w:ilvl w:val="0"/>
+          <w:numId w:val="9"/>
+        </w:numPr>
+        <w:rPr>
+          <w:rFonts w:ascii="Times New Roman" w:hAnsi="Times New Roman" w:cs="Times New Roman"/>
+        </w:rPr>
+      </w:pPr>
+      <w:r>
+        <w:rPr>
+          <w:rFonts w:ascii="Times New Roman" w:hAnsi="Times New Roman" w:cs="Times New Roman"/>
+        </w:rPr>
+        <w:t xml:space="preserve">Secure key exchange techniques </w:t>
+      </w:r>
+    </w:p>
+    <w:p>
+      <w:pPr>
+        <w:numPr>
+          <w:ilvl w:val="0"/>
+          <w:numId w:val="9"/>
+        </w:numPr>
+        <w:rPr>
+          <w:rFonts w:ascii="Times New Roman" w:hAnsi="Times New Roman" w:cs="Times New Roman"/>
+        </w:rPr>
+      </w:pPr>
+      <w:r>
+        <w:rPr>
+          <w:rFonts w:ascii="Times New Roman" w:hAnsi="Times New Roman" w:cs="Times New Roman"/>
+        </w:rPr>
+        <w:t xml:space="preserve">Knowledge of the Discrete Logarithm Problem </w:t>
+      </w:r>
+    </w:p>
+    <w:p>
+      <w:pPr>
+        <w:numPr>
+          <w:ilvl w:val="0"/>
+          <w:numId w:val="9"/>
+        </w:numPr>
+        <w:rPr>
+          <w:rFonts w:ascii="Times New Roman" w:hAnsi="Times New Roman" w:cs="Times New Roman"/>
+        </w:rPr>
+      </w:pPr>
+      <w:r>
+        <w:rPr>
+          <w:rFonts w:ascii="Times New Roman" w:hAnsi="Times New Roman" w:cs="Times New Roman"/>
+        </w:rPr>
+        <w:t xml:space="preserve">Python programming for cryptographic applications </w:t>
+      </w:r>
+    </w:p>
+    <w:p>
+      <w:pPr>
+        <w:numPr>
+          <w:ilvl w:val="0"/>
+          <w:numId w:val="9"/>
+        </w:numPr>
+        <w:rPr>
+          <w:rFonts w:ascii="Times New Roman" w:hAnsi="Times New Roman" w:cs="Times New Roman"/>
+        </w:rPr>
+      </w:pPr>
+      <w:r>
+        <w:rPr>
+          <w:rFonts w:ascii="Times New Roman" w:hAnsi="Times New Roman" w:cs="Times New Roman"/>
+        </w:rPr>
+        <w:t xml:space="preserve">Security analysis and problem-solving skills </w:t>
+      </w:r>
+    </w:p>
+    <w:p>
+      <w:pPr>
+        <w:rPr>
+          <w:rFonts w:ascii="Times New Roman" w:hAnsi="Times New Roman" w:cs="Times New Roman"/>
+          <w:vanish/>
+        </w:rPr>
+      </w:pPr>
+      <w:r>
+        <w:rPr>
+          <w:rFonts w:ascii="Times New Roman" w:hAnsi="Times New Roman" w:cs="Times New Roman"/>
+          <w:vanish/>
+        </w:rPr>
+        <w:t>Top of Form</w:t>
+      </w:r>
+    </w:p>
+    <w:p>
+      <w:pPr>
+        <w:rPr>
+          <w:rFonts w:ascii="Times New Roman" w:hAnsi="Times New Roman" w:cs="Times New Roman"/>
+          <w:vanish/>
+        </w:rPr>
+      </w:pPr>
+      <w:r>
+        <w:rPr>
+          <w:rFonts w:ascii="Times New Roman" w:hAnsi="Times New Roman" w:cs="Times New Roman"/>
+          <w:vanish/>
+        </w:rPr>
+        <w:t>Bottom of Form</w:t>
+      </w:r>
+    </w:p>
+    <w:p>
+      <w:pPr>
         <w:rPr>
           <w:rFonts w:ascii="Times New Roman" w:hAnsi="Times New Roman" w:cs="Times New Roman"/>
         </w:rPr>
@@ -7337,6 +7807,155 @@
     </w:lvl>
   </w:abstractNum>
   <w:abstractNum w:abstractNumId="7" w15:restartNumberingAfterBreak="0">
+    <w:nsid w:val="5E867611"/>
+    <w:multiLevelType w:val="multilevel"/>
+    <w:tmpl w:val="888AAB24"/>
+    <w:lvl w:ilvl="0">
+      <w:start w:val="1"/>
+      <w:numFmt w:val="bullet"/>
+      <w:lvlText w:val=""/>
+      <w:lvlJc w:val="left"/>
+      <w:pPr>
+        <w:tabs>
+          <w:tab w:val="num" w:pos="720"/>
+        </w:tabs>
+        <w:ind w:left="720" w:hanging="360"/>
+      </w:pPr>
+      <w:rPr>
+        <w:rFonts w:ascii="Symbol" w:hAnsi="Symbol" w:hint="default"/>
+        <w:sz w:val="20"/>
+      </w:rPr>
+    </w:lvl>
+    <w:lvl w:ilvl="1" w:tentative="1">
+      <w:start w:val="1"/>
+      <w:numFmt w:val="bullet"/>
+      <w:lvlText w:val="o"/>
+      <w:lvlJc w:val="left"/>
+      <w:pPr>
+        <w:tabs>
+          <w:tab w:val="num" w:pos="1440"/>
+        </w:tabs>
+        <w:ind w:left="1440" w:hanging="360"/>
+      </w:pPr>
+      <w:rPr>
+        <w:rFonts w:ascii="Courier New" w:hAnsi="Courier New" w:hint="default"/>
+        <w:sz w:val="20"/>
+      </w:rPr>
+    </w:lvl>
+    <w:lvl w:ilvl="2" w:tentative="1">
+      <w:start w:val="1"/>
+      <w:numFmt w:val="bullet"/>
+      <w:lvlText w:val=""/>
+      <w:lvlJc w:val="left"/>
+      <w:pPr>
+        <w:tabs>
+          <w:tab w:val="num" w:pos="2160"/>
+        </w:tabs>
+        <w:ind w:left="2160" w:hanging="360"/>
+      </w:pPr>
+      <w:rPr>
+        <w:rFonts w:ascii="Wingdings" w:hAnsi="Wingdings" w:hint="default"/>
+        <w:sz w:val="20"/>
+      </w:rPr>
+    </w:lvl>
+    <w:lvl w:ilvl="3" w:tentative="1">
+      <w:start w:val="1"/>
+      <w:numFmt w:val="bullet"/>
+      <w:lvlText w:val=""/>
+      <w:lvlJc w:val="left"/>
+      <w:pPr>
+        <w:tabs>
+          <w:tab w:val="num" w:pos="2880"/>
+        </w:tabs>
+        <w:ind w:left="2880" w:hanging="360"/>
+      </w:pPr>
+      <w:rPr>
+        <w:rFonts w:ascii="Wingdings" w:hAnsi="Wingdings" w:hint="default"/>
+        <w:sz w:val="20"/>
+      </w:rPr>
+    </w:lvl>
+    <w:lvl w:ilvl="4" w:tentative="1">
+      <w:start w:val="1"/>
+      <w:numFmt w:val="bullet"/>
+      <w:lvlText w:val=""/>
+      <w:lvlJc w:val="left"/>
+      <w:pPr>
+        <w:tabs>
+          <w:tab w:val="num" w:pos="3600"/>
+        </w:tabs>
+        <w:ind w:left="3600" w:hanging="360"/>
+      </w:pPr>
+      <w:rPr>
+        <w:rFonts w:ascii="Wingdings" w:hAnsi="Wingdings" w:hint="default"/>
+        <w:sz w:val="20"/>
+      </w:rPr>
+    </w:lvl>
+    <w:lvl w:ilvl="5" w:tentative="1">
+      <w:start w:val="1"/>
+      <w:numFmt w:val="bullet"/>
+      <w:lvlText w:val=""/>
+      <w:lvlJc w:val="left"/>
+      <w:pPr>
+        <w:tabs>
+          <w:tab w:val="num" w:pos="4320"/>
+        </w:tabs>
+        <w:ind w:left="4320" w:hanging="360"/>
+      </w:pPr>
+      <w:rPr>
+        <w:rFonts w:ascii="Wingdings" w:hAnsi="Wingdings" w:hint="default"/>
+        <w:sz w:val="20"/>
+      </w:rPr>
+    </w:lvl>
+    <w:lvl w:ilvl="6" w:tentative="1">
+      <w:start w:val="1"/>
+      <w:numFmt w:val="bullet"/>
+      <w:lvlText w:val=""/>
+      <w:lvlJc w:val="left"/>
+      <w:pPr>
+        <w:tabs>
+          <w:tab w:val="num" w:pos="5040"/>
+        </w:tabs>
+        <w:ind w:left="5040" w:hanging="360"/>
+      </w:pPr>
+      <w:rPr>
+        <w:rFonts w:ascii="Wingdings" w:hAnsi="Wingdings" w:hint="default"/>
+        <w:sz w:val="20"/>
+      </w:rPr>
+    </w:lvl>
+    <w:lvl w:ilvl="7" w:tentative="1">
+      <w:start w:val="1"/>
+      <w:numFmt w:val="bullet"/>
+      <w:lvlText w:val=""/>
+      <w:lvlJc w:val="left"/>
+      <w:pPr>
+        <w:tabs>
+          <w:tab w:val="num" w:pos="5760"/>
+        </w:tabs>
+        <w:ind w:left="5760" w:hanging="360"/>
+      </w:pPr>
+      <w:rPr>
+        <w:rFonts w:ascii="Wingdings" w:hAnsi="Wingdings" w:hint="default"/>
+        <w:sz w:val="20"/>
+      </w:rPr>
+    </w:lvl>
+    <w:lvl w:ilvl="8" w:tentative="1">
+      <w:start w:val="1"/>
+      <w:numFmt w:val="bullet"/>
+      <w:lvlText w:val=""/>
+      <w:lvlJc w:val="left"/>
+      <w:pPr>
+        <w:tabs>
+          <w:tab w:val="num" w:pos="6480"/>
+        </w:tabs>
+        <w:ind w:left="6480" w:hanging="360"/>
+      </w:pPr>
+      <w:rPr>
+        <w:rFonts w:ascii="Wingdings" w:hAnsi="Wingdings" w:hint="default"/>
+        <w:sz w:val="20"/>
+      </w:rPr>
+    </w:lvl>
+  </w:abstractNum>
+  <w:abstractNum w:abstractNumId="8" w15:restartNumberingAfterBreak="0">
     <w:nsid w:val="66B61556"/>
     <w:multiLevelType w:val="multilevel"/>
     <w:tmpl w:val="93582D6A"/>
@@ -7501,13 +8120,16 @@
     <w:abstractNumId w:val="2"/>
   </w:num>
   <w:num w:numId="6" w16cid:durableId="1594818737">
-    <w:abstractNumId w:val="7"/>
+    <w:abstractNumId w:val="8"/>
   </w:num>
   <w:num w:numId="7" w16cid:durableId="1740206464">
     <w:abstractNumId w:val="0"/>
   </w:num>
   <w:num w:numId="8" w16cid:durableId="221719659">
     <w:abstractNumId w:val="4"/>
+  </w:num>
+  <w:num w:numId="9" w16cid:durableId="388919831">
+    <w:abstractNumId w:val="7"/>
   </w:num>
 </w:numbering>
 </file>
@@ -8529,6 +9151,23 @@
       <w:ind w:left="240"/>
     </w:pPr>
   </w:style>
+  <w:style w:type="paragraph" w:styleId="NormalWeb">
+    <w:name w:val="Normal (Web)"/>
+    <w:basedOn w:val="Normal"/>
+    <w:uiPriority w:val="99"/>
+    <w:semiHidden/>
+    <w:unhideWhenUsed/>
+    <w:rsid w:val="00AA7BAD"/>
+    <w:pPr>
+      <w:spacing w:before="100" w:beforeAutospacing="1" w:after="100" w:afterAutospacing="1" w:line="240" w:lineRule="auto"/>
+    </w:pPr>
+    <w:rPr>
+      <w:rFonts w:ascii="Times New Roman" w:eastAsia="Times New Roman" w:hAnsi="Times New Roman" w:cs="Times New Roman"/>
+      <w:kern w:val="0"/>
+      <w:lang w:eastAsia="en-GB"/>
+      <w14:ligatures w14:val="none"/>
+    </w:rPr>
+  </w:style>
 </w:styles>
 </file>
 
